--- a/MAU BB TO TUNG/KHAM XET/1. KX.docx
+++ b/MAU BB TO TUNG/KHAM XET/1. KX.docx
@@ -1681,25 +1681,10 @@
     <w:p>
       <w:pPr>
         <w:tabs>
-          <w:tab w:val="right" w:leader="dot" w:pos="9356"/>
-        </w:tabs>
-        <w:spacing w:after="0" w:line="380" w:lineRule="exact"/>
-        <w:ind w:firstLine="567"/>
-        <w:jc w:val="both"/>
-        <w:rPr>
-          <w:rFonts w:eastAsia="Times New Roman"/>
-          <w:color w:val="000000"/>
-          <w:spacing w:val="-2"/>
-          <w:lang w:val="en-GB"/>
-        </w:rPr>
-      </w:pPr>
-    </w:p>
-    <w:p>
-      <w:pPr>
-        <w:tabs>
           <w:tab w:val="left" w:pos="5000"/>
         </w:tabs>
         <w:spacing w:after="100"/>
+        <w:jc w:val="both"/>
       </w:pPr>
       <w:r>
         <w:t xml:space="preserve">Họ tên: </w:t>
@@ -1719,6 +1704,7 @@
     <w:p>
       <w:pPr>
         <w:spacing w:after="100"/>
+        <w:jc w:val="both"/>
       </w:pPr>
       <w:r>
         <w:t>Tên gọi khác: {doituong1_ten_goi_khac}</w:t>
@@ -1730,6 +1716,7 @@
           <w:tab w:val="left" w:pos="1000"/>
         </w:tabs>
         <w:spacing w:after="100"/>
+        <w:jc w:val="both"/>
       </w:pPr>
       <w:r>
         <w:t>Sinh {doituong1_ngay_sinh}</w:t>
@@ -1750,6 +1737,7 @@
           <w:tab w:val="left" w:pos="1000"/>
         </w:tabs>
         <w:spacing w:after="100"/>
+        <w:jc w:val="both"/>
       </w:pPr>
       <w:r>
         <w:t>Quốc tịch: {doituong1_quoc_tich}</w:t>
@@ -1770,6 +1758,7 @@
     <w:p>
       <w:pPr>
         <w:spacing w:after="100"/>
+        <w:jc w:val="both"/>
       </w:pPr>
       <w:r>
         <w:t>Nghề nghiệp: {doituong1_nghe_nghiep}</w:t>
@@ -1778,6 +1767,7 @@
     <w:p>
       <w:pPr>
         <w:spacing w:after="100"/>
+        <w:jc w:val="both"/>
       </w:pPr>
       <w:r>
         <w:t>Số CMND/Thẻ CCCD/Thẻ CC/Hộ chiếu: {doituong1_so_cmnd}</w:t>
@@ -1786,34 +1776,46 @@
         <w:tab/>
       </w:r>
       <w:r>
-        <w:t>cấp {doituong1_ngay_cap}</w:t>
-      </w:r>
-      <w:r>
         <w:tab/>
-      </w:r>
-      <w:r>
-        <w:t>Nơi cấp: {doituong1_noi_cap}</w:t>
       </w:r>
     </w:p>
     <w:p>
       <w:pPr>
         <w:spacing w:after="100"/>
-      </w:pPr>
-      <w:r>
-        <w:t xml:space="preserve">Nơi thường trú: {doituong1_noi_thuong_tru} </w:t>
+        <w:jc w:val="both"/>
+      </w:pPr>
+      <w:r>
+        <w:t>cấp {doituong1_ngay_cap}</w:t>
+      </w:r>
+      <w:r>
+        <w:t xml:space="preserve">. </w:t>
+      </w:r>
+      <w:r>
+        <w:t>Nơi cấp: {doituong1_noi_cap}</w:t>
       </w:r>
     </w:p>
     <w:p>
       <w:pPr>
         <w:spacing w:after="100"/>
-      </w:pPr>
-      <w:r>
-        <w:t>Nơi tạm trú: {doituong1_noi_tam_tru}</w:t>
+        <w:jc w:val="both"/>
+      </w:pPr>
+      <w:r>
+        <w:t xml:space="preserve">Nơi thường trú: {doituong1_noi_thuong_tru} </w:t>
       </w:r>
     </w:p>
     <w:p>
       <w:pPr>
         <w:spacing w:after="100"/>
+        <w:jc w:val="both"/>
+      </w:pPr>
+      <w:r>
+        <w:t>Nơi tạm trú: {doituong1_noi_tam_tru}</w:t>
+      </w:r>
+    </w:p>
+    <w:p>
+      <w:pPr>
+        <w:spacing w:after="100"/>
+        <w:jc w:val="both"/>
       </w:pPr>
       <w:r>
         <w:t>Nơi ở hiện tại: {doituong1_noi_o_hien_tai}</w:t>

--- a/MAU BB TO TUNG/KHAM XET/1. KX.docx
+++ b/MAU BB TO TUNG/KHAM XET/1. KX.docx
@@ -1725,6 +1725,12 @@
         <w:tab/>
       </w:r>
       <w:r>
+        <w:tab/>
+      </w:r>
+      <w:r>
+        <w:tab/>
+      </w:r>
+      <w:r>
         <w:t xml:space="preserve">tại: </w:t>
       </w:r>
       <w:r>
@@ -2052,25 +2058,23 @@
         <w:jc w:val="both"/>
         <w:rPr>
           <w:rFonts w:eastAsia="Times New Roman"/>
-          <w:color w:val="000000"/>
-          <w:lang w:val="en-GB"/>
-        </w:rPr>
-      </w:pPr>
-      <w:r>
-        <w:rPr>
-          <w:rFonts w:eastAsia="Times New Roman"/>
-          <w:color w:val="000000"/>
-          <w:lang w:val="en-GB"/>
-        </w:rPr>
-        <w:tab/>
-      </w:r>
-      <w:r>
-        <w:rPr>
-          <w:rFonts w:eastAsia="Times New Roman"/>
-          <w:color w:val="000000"/>
-          <w:lang w:val="vi-VN"/>
-        </w:rPr>
-        <w:t xml:space="preserve">        Về những đồ vật, tài liệu bị tạm giữ, ông/bà</w:t>
+          <w:color w:val="FF0000"/>
+        </w:rPr>
+      </w:pPr>
+      <w:r>
+        <w:rPr>
+          <w:rFonts w:eastAsia="Times New Roman"/>
+          <w:color w:val="FF0000"/>
+        </w:rPr>
+        <w:t xml:space="preserve">        </w:t>
+      </w:r>
+      <w:r>
+        <w:rPr>
+          <w:rFonts w:eastAsia="Times New Roman"/>
+          <w:color w:val="000000"/>
+          <w:lang w:val="vi-VN"/>
+        </w:rPr>
+        <w:t>Về những đồ vật, tài liệu bị tạm giữ, ông/bà</w:t>
       </w:r>
       <w:r>
         <w:rPr>
